--- a/Assignment 2.docx
+++ b/Assignment 2.docx
@@ -299,7 +299,31 @@
           <w:lang w:eastAsia="en-IN"/>
           <w14:ligatures w14:val="none"/>
         </w:rPr>
-        <w:t>SAP stands for Systems, Applications, and Products in Data Processing.</w:t>
+        <w:t xml:space="preserve">SAP stands for Systems, Applications, and Products in </w:t>
+      </w:r>
+      <w:r>
+        <w:rPr>
+          <w:rFonts w:ascii="Calibri" w:eastAsia="Times New Roman" w:hAnsi="Calibri" w:cs="Calibri"/>
+          <w:color w:val="000000"/>
+          <w:kern w:val="0"/>
+          <w:sz w:val="28"/>
+          <w:szCs w:val="28"/>
+          <w:lang w:eastAsia="en-IN"/>
+          <w14:ligatures w14:val="none"/>
+        </w:rPr>
+        <w:t xml:space="preserve">Real Time </w:t>
+      </w:r>
+      <w:r>
+        <w:rPr>
+          <w:rFonts w:ascii="Calibri" w:eastAsia="Times New Roman" w:hAnsi="Calibri" w:cs="Calibri"/>
+          <w:color w:val="000000"/>
+          <w:kern w:val="0"/>
+          <w:sz w:val="28"/>
+          <w:szCs w:val="28"/>
+          <w:lang w:eastAsia="en-IN"/>
+          <w14:ligatures w14:val="none"/>
+        </w:rPr>
+        <w:t>Data Processing.</w:t>
       </w:r>
     </w:p>
     <w:p>
@@ -319,7 +343,63 @@
           <w:sz w:val="28"/>
           <w:szCs w:val="28"/>
         </w:rPr>
-        <w:t>SAP was founded in 1972 in Germany by five former IBM employees. It was created to provide real-time, integrated business software to help companies run their operations efficiently.</w:t>
+        <w:t>SAP was founded in 1972 in Germany</w:t>
+      </w:r>
+      <w:r>
+        <w:rPr>
+          <w:sz w:val="28"/>
+          <w:szCs w:val="28"/>
+        </w:rPr>
+        <w:t>(</w:t>
+      </w:r>
+      <w:r>
+        <w:rPr>
+          <w:sz w:val="28"/>
+          <w:szCs w:val="28"/>
+        </w:rPr>
+        <w:t>Weinheim</w:t>
+      </w:r>
+      <w:r>
+        <w:rPr>
+          <w:sz w:val="28"/>
+          <w:szCs w:val="28"/>
+        </w:rPr>
+        <w:t>)</w:t>
+      </w:r>
+      <w:r>
+        <w:rPr>
+          <w:sz w:val="28"/>
+          <w:szCs w:val="28"/>
+        </w:rPr>
+        <w:t xml:space="preserve"> by five former IBM employees</w:t>
+      </w:r>
+      <w:r>
+        <w:rPr>
+          <w:sz w:val="28"/>
+          <w:szCs w:val="28"/>
+        </w:rPr>
+        <w:t xml:space="preserve"> (</w:t>
+      </w:r>
+      <w:r>
+        <w:rPr>
+          <w:sz w:val="28"/>
+          <w:szCs w:val="28"/>
+        </w:rPr>
+        <w:t>Dietmar Hopp, Hasso Plattner, Claus Wellenreuther, Klaus Tschira, and Hans-Werner Hector</w:t>
+      </w:r>
+      <w:r>
+        <w:rPr>
+          <w:sz w:val="28"/>
+          <w:szCs w:val="28"/>
+        </w:rPr>
+        <w:t>)</w:t>
+      </w:r>
+      <w:r>
+        <w:rPr>
+          <w:sz w:val="28"/>
+          <w:szCs w:val="28"/>
+        </w:rPr>
+        <w:t>. It was created to provide real-time, integrated business software to help companies run their operations efficiently.</w:t>
       </w:r>
     </w:p>
     <w:p>
@@ -590,6 +670,7 @@
           <w:lang w:eastAsia="en-IN"/>
           <w14:ligatures w14:val="none"/>
         </w:rPr>
+        <w:lastRenderedPageBreak/>
         <w:t xml:space="preserve">Instead of each department using separate software, SAP provides </w:t>
       </w:r>
       <w:r>
@@ -2910,7 +2991,6 @@
   <w:style w:type="character" w:default="1" w:styleId="DefaultParagraphFont">
     <w:name w:val="Default Paragraph Font"/>
     <w:uiPriority w:val="1"/>
-    <w:semiHidden/>
     <w:unhideWhenUsed/>
   </w:style>
   <w:style w:type="table" w:default="1" w:styleId="TableNormal">

--- a/Assignment 2.docx
+++ b/Assignment 2.docx
@@ -61,16 +61,6 @@
         </w:rPr>
       </w:pPr>
       <w:r>
-        <w:rPr>
-          <w:b/>
-          <w:bCs/>
-          <w:sz w:val="28"/>
-          <w:szCs w:val="28"/>
-          <w:lang w:val="en-US"/>
-        </w:rPr>
-        <w:t xml:space="preserve"> </w:t>
-      </w:r>
-      <w:r>
         <w:t xml:space="preserve">A </w:t>
       </w:r>
       <w:r>
@@ -192,11 +182,6 @@
       </w:r>
       <w:r>
         <w:br/>
-      </w:r>
-      <w:r>
-        <w:t xml:space="preserve">  </w:t>
-      </w:r>
-      <w:r>
         <w:t>Each table consists of:</w:t>
       </w:r>
     </w:p>
@@ -268,7 +253,21 @@
           <w:lang w:eastAsia="en-IN"/>
           <w14:ligatures w14:val="none"/>
         </w:rPr>
-        <w:t>What is SAP ?</w:t>
+        <w:t>What is SAP?</w:t>
+      </w:r>
+      <w:r>
+        <w:rPr>
+          <w:rFonts w:ascii="Calibri" w:eastAsia="Times New Roman" w:hAnsi="Calibri" w:cs="Calibri"/>
+          <w:b/>
+          <w:bCs/>
+          <w:color w:val="000000"/>
+          <w:kern w:val="0"/>
+          <w:sz w:val="28"/>
+          <w:szCs w:val="28"/>
+          <w:lang w:eastAsia="en-IN"/>
+          <w14:ligatures w14:val="none"/>
+        </w:rPr>
+        <w:t xml:space="preserve"> </w:t>
       </w:r>
     </w:p>
     <w:p>
@@ -344,6 +343,13 @@
           <w:szCs w:val="28"/>
         </w:rPr>
         <w:t>SAP was founded in 1972 in Germany</w:t>
+      </w:r>
+      <w:r>
+        <w:rPr>
+          <w:sz w:val="28"/>
+          <w:szCs w:val="28"/>
+        </w:rPr>
+        <w:t xml:space="preserve"> </w:t>
       </w:r>
       <w:r>
         <w:rPr>
@@ -743,8 +749,20 @@
           <w:sz w:val="32"/>
           <w:szCs w:val="32"/>
         </w:rPr>
-        <w:t>Advantages of SAP ?</w:t>
-      </w:r>
+        <w:t xml:space="preserve">Advantages of </w:t>
+      </w:r>
+      <w:proofErr w:type="gramStart"/>
+      <w:r>
+        <w:rPr>
+          <w:rFonts w:ascii="Calibri" w:eastAsia="Times New Roman" w:hAnsi="Calibri" w:cs="Calibri"/>
+          <w:b/>
+          <w:bCs/>
+          <w:sz w:val="32"/>
+          <w:szCs w:val="32"/>
+        </w:rPr>
+        <w:t>SAP ?</w:t>
+      </w:r>
+      <w:proofErr w:type="gramEnd"/>
     </w:p>
     <w:p>
       <w:pPr>
@@ -2991,6 +3009,7 @@
   <w:style w:type="character" w:default="1" w:styleId="DefaultParagraphFont">
     <w:name w:val="Default Paragraph Font"/>
     <w:uiPriority w:val="1"/>
+    <w:semiHidden/>
     <w:unhideWhenUsed/>
   </w:style>
   <w:style w:type="table" w:default="1" w:styleId="TableNormal">
